--- a/docs/ui/Specs_UI_DigiSante_v2.docx
+++ b/docs/ui/Specs_UI_DigiSante_v2.docx
@@ -2,6 +2,31 @@
 <file path=word/document.xml><?xml version="1.0" encoding="utf-8"?>
 <w:document xmlns:wpc="http://schemas.microsoft.com/office/word/2010/wordprocessingCanvas" xmlns:mc="http://schemas.openxmlformats.org/markup-compatibility/2006" xmlns:o="urn:schemas-microsoft-com:office:office" xmlns:r="http://schemas.openxmlformats.org/officeDocument/2006/relationships" xmlns:m="http://schemas.openxmlformats.org/officeDocument/2006/math" xmlns:v="urn:schemas-microsoft-com:vml" xmlns:wp14="http://schemas.microsoft.com/office/word/2010/wordprocessingDrawing" xmlns:wp="http://schemas.openxmlformats.org/drawingml/2006/wordprocessingDrawing" xmlns:w10="urn:schemas-microsoft-com:office:word" xmlns:w="http://schemas.openxmlformats.org/wordprocessingml/2006/main" xmlns:w14="http://schemas.microsoft.com/office/word/2010/wordml" xmlns:w15="http://schemas.microsoft.com/office/word/2012/wordml" xmlns:wpg="http://schemas.microsoft.com/office/word/2010/wordprocessingGroup" xmlns:wpi="http://schemas.microsoft.com/office/word/2010/wordprocessingInk" xmlns:wne="http://schemas.microsoft.com/office/word/2006/wordml" xmlns:wps="http://schemas.microsoft.com/office/word/2010/wordprocessingShape" xmlns:cx="http://schemas.microsoft.com/office/drawing/2014/chartex" xmlns:cx1="http://schemas.microsoft.com/office/drawing/2015/9/8/chartex" xmlns:cx2="http://schemas.microsoft.com/office/drawing/2015/10/21/chartex" xmlns:cx3="http://schemas.microsoft.com/office/drawing/2016/5/9/chartex" xmlns:cx4="http://schemas.microsoft.com/office/drawing/2016/5/10/chartex" xmlns:cx5="http://schemas.microsoft.com/office/drawing/2016/5/11/chartex" xmlns:cx6="http://schemas.microsoft.com/office/drawing/2016/5/12/chartex" xmlns:cx7="http://schemas.microsoft.com/office/drawing/2016/5/13/chartex" xmlns:cx8="http://schemas.microsoft.com/office/drawing/2016/5/14/chartex" xmlns:aink="http://schemas.microsoft.com/office/drawing/2016/ink" xmlns:am3d="http://schemas.microsoft.com/office/drawing/2017/model3d" xmlns:w16cex="http://schemas.microsoft.com/office/word/2018/wordml/cex" xmlns:w16cid="http://schemas.microsoft.com/office/word/2016/wordml/cid" xmlns:w16="http://schemas.microsoft.com/office/word/2018/wordml" xmlns:w16sdtdh="http://schemas.microsoft.com/office/word/2020/wordml/sdtdatahash" xmlns:w16se="http://schemas.microsoft.com/office/word/2015/wordml/symex" mc:Ignorable="w14 w15 wp14">
   <w:body>
+    <w:p>
+      <w:pPr>
+        <w:pBdr>
+          <w:top w:val="single" w:sz="6" w:space="4" w:color="D9A441"/>
+          <w:bottom w:val="single" w:sz="6" w:space="4" w:color="D9A441"/>
+        </w:pBdr>
+        <w:shd w:val="clear" w:color="auto" w:fill="FBF0DA"/>
+        <w:spacing w:before="120" w:after="160"/>
+      </w:pPr>
+      <w:r>
+        <w:rPr>
+          <w:b/>
+          <w:color w:val="8A5A12"/>
+          <w:sz w:val="18"/>
+        </w:rPr>
+        <w:t xml:space="preserve">[ Mise à jour — juillet 2026 ] </w:t>
+      </w:r>
+      <w:r>
+        <w:rPr>
+          <w:color w:val="8A5A12"/>
+          <w:sz w:val="18"/>
+        </w:rPr>
+        <w:t xml:space="preserve">Compteurs réels du code à cette date : 53 pages frontend (7 espaces) · 25 modules · 127 endpoints REST + 1 canal WebSocket · 4 langues (FR · EN · FON · YOR ; Baatɔnum/Dendi retirés, anglais ajouté). Le registre des écrans ci-dessous reflète le périmètre de conception initial.</w:t>
+      </w:r>
+    </w:p>
     <w:p>
       <w:pPr>
         <w:spacing w:after="0" w:before="600"/>
@@ -760,7 +785,7 @@
         <w:spacing w:after="80" w:line="290"/>
       </w:pPr>
       <w:r>
-        <w:t xml:space="preserve">les règles de multilinguisme (français, Fɔ̀ngbè, Yorùbá, Baatɔnum, Dendi) ;</w:t>
+        <w:t xml:space="preserve">les règles de multilinguisme (français, anglais, Fɔ̀ngbè, Yorùbá) ;</w:t>
       </w:r>
     </w:p>
     <w:p>
@@ -4478,7 +4503,7 @@
                 <w:sz w:val="18"/>
                 <w:szCs w:val="18"/>
               </w:rPr>
-              <w:t xml:space="preserve">Choix parmi 5 langues dès le premier écran ; salutations natives (Kú dó gbɛ̀ · Ẹ káàbọ̀) ; logo pagne terre.</w:t>
+              <w:t xml:space="preserve">Choix parmi 4 langues dès le premier écran ; salutations natives (Kú dó gbɛ̀ · Ẹ káàbọ̀) ; logo pagne terre.</w:t>
             </w:r>
           </w:p>
         </w:tc>
@@ -5556,7 +5581,7 @@
                 <w:sz w:val="18"/>
                 <w:szCs w:val="18"/>
               </w:rPr>
-              <w:t xml:space="preserve">Sélecteur 5 langues ; notifications ; PIN/biométrie ; partages DMP actifs avec expiration ; export FHIR/PDF (droit de portabilité Loi n°2017-20) ; contact d’urgence.</w:t>
+              <w:t xml:space="preserve">Sélecteur 4 langues ; notifications ; PIN/biométrie ; partages DMP actifs avec expiration ; export FHIR/PDF (droit de portabilité Loi n°2017-20) ; contact d’urgence.</w:t>
             </w:r>
           </w:p>
         </w:tc>
@@ -8029,7 +8054,7 @@
         <w:pStyle w:val="Heading1"/>
       </w:pPr>
       <w:r>
-        <w:t xml:space="preserve">7. Multilinguisme — 5 langues</w:t>
+        <w:t xml:space="preserve">7. Multilinguisme — 4 langues</w:t>
       </w:r>
     </w:p>
     <w:p>
@@ -8045,7 +8070,7 @@
           <w:b/>
           <w:bCs/>
         </w:rPr>
-        <w:t xml:space="preserve">français, Fɔ̀ngbè (fon), Yorùbá, Baatɔnum (bariba), Dendi</w:t>
+        <w:t xml:space="preserve">français, anglais, Fɔ̀ngbè (fon), Yorùbá</w:t>
       </w:r>
       <w:r>
         <w:t xml:space="preserve">. Le multilinguisme n’est pas un réglage caché : il est ancré dans chaque écran.</w:t>
